--- a/Japonais/1-Conjugaison.docx
+++ b/Japonais/1-Conjugaison.docx
@@ -87,18 +87,228 @@
         <w:t xml:space="preserve"> </w:t>
       </w:r>
       <w:r>
-        <w:t>(</w:t>
-      </w:r>
-      <w:r>
-        <w:t xml:space="preserve">ne pas </w:t>
-      </w:r>
-      <w:r>
-        <w:t>lire)</w:t>
+        <w:t>(ne pas lire)</w:t>
+      </w:r>
+    </w:p>
+    <w:p/>
+    <w:p>
+      <w:pPr>
+        <w:jc w:val="center"/>
+        <w:rPr>
+          <w:sz w:val="28"/>
+          <w:u w:val="single"/>
+        </w:rPr>
+      </w:pPr>
+      <w:r>
+        <w:rPr>
+          <w:sz w:val="28"/>
+          <w:u w:val="single"/>
+        </w:rPr>
+        <w:t>La forme</w:t>
+      </w:r>
+      <w:r>
+        <w:rPr>
+          <w:sz w:val="28"/>
+          <w:u w:val="single"/>
+        </w:rPr>
+        <w:t xml:space="preserve"> en -TE</w:t>
+      </w:r>
+    </w:p>
+    <w:p>
+      <w:r>
+        <w:t>Lorsque l’on veut employer un verbe au milieu d’une phrase, il faut le conjuguer.</w:t>
+      </w:r>
+    </w:p>
+    <w:p>
+      <w:r>
+        <w:t>Pour conjuguer ce verbe, on utilise la « forme en –TE ». Selon le verbe, la terminaison est alors soit TE, soit DE.</w:t>
+      </w:r>
+    </w:p>
+    <w:p>
+      <w:r>
+        <w:t xml:space="preserve">Ex) OBOEMASU (mémoriser) </w:t>
+      </w:r>
+      <w:r>
+        <w:sym w:font="Wingdings" w:char="F0E8"/>
+      </w:r>
+      <w:r>
+        <w:t xml:space="preserve"> OBOETE</w:t>
       </w:r>
     </w:p>
     <w:p>
       <w:bookmarkStart w:id="0" w:name="_GoBack"/>
       <w:bookmarkEnd w:id="0"/>
+    </w:p>
+    <w:p>
+      <w:pPr>
+        <w:jc w:val="center"/>
+        <w:rPr>
+          <w:sz w:val="28"/>
+          <w:u w:val="single"/>
+          <w:lang w:val="en-GB"/>
+        </w:rPr>
+      </w:pPr>
+      <w:r>
+        <w:rPr>
+          <w:sz w:val="28"/>
+          <w:u w:val="single"/>
+          <w:lang w:val="en-GB"/>
+        </w:rPr>
+        <w:t>_ O</w:t>
+      </w:r>
+      <w:r>
+        <w:rPr>
+          <w:sz w:val="28"/>
+          <w:u w:val="single"/>
+          <w:lang w:val="en-GB"/>
+        </w:rPr>
+        <w:t xml:space="preserve"> </w:t>
+      </w:r>
+      <w:r>
+        <w:rPr>
+          <w:sz w:val="28"/>
+          <w:u w:val="single"/>
+          <w:lang w:val="en-GB"/>
+        </w:rPr>
+        <w:t>SHIMASU</w:t>
+      </w:r>
+    </w:p>
+    <w:p>
+      <w:r>
+        <w:t>SHIMASU est</w:t>
+      </w:r>
+      <w:r>
+        <w:t xml:space="preserve"> un verbe qui signifie « faire. » </w:t>
+      </w:r>
+    </w:p>
+    <w:p>
+      <w:r>
+        <w:t>Un grand nombre d’actions se décrit en combinant SHIMASU avec un nom.</w:t>
+      </w:r>
+    </w:p>
+    <w:p>
+      <w:proofErr w:type="spellStart"/>
+      <w:r>
+        <w:t>Benkyô</w:t>
+      </w:r>
+      <w:proofErr w:type="spellEnd"/>
+      <w:r>
+        <w:t xml:space="preserve"> (étude) </w:t>
+      </w:r>
+      <w:r>
+        <w:rPr>
+          <w:lang w:val="en-GB"/>
+        </w:rPr>
+        <w:sym w:font="Wingdings" w:char="F0E8"/>
+      </w:r>
+      <w:r>
+        <w:t xml:space="preserve"> </w:t>
+      </w:r>
+      <w:proofErr w:type="spellStart"/>
+      <w:r>
+        <w:t>Benkyô</w:t>
+      </w:r>
+      <w:proofErr w:type="spellEnd"/>
+      <w:r>
+        <w:t xml:space="preserve"> o </w:t>
+      </w:r>
+      <w:proofErr w:type="spellStart"/>
+      <w:r>
+        <w:t>shimasu</w:t>
+      </w:r>
+      <w:proofErr w:type="spellEnd"/>
+      <w:r>
+        <w:t xml:space="preserve"> (étudier)</w:t>
+      </w:r>
+    </w:p>
+    <w:p>
+      <w:pPr>
+        <w:rPr>
+          <w:lang w:val="en-GB"/>
+        </w:rPr>
+      </w:pPr>
+      <w:proofErr w:type="spellStart"/>
+      <w:r>
+        <w:rPr>
+          <w:lang w:val="en-GB"/>
+        </w:rPr>
+        <w:t>Ryôri</w:t>
+      </w:r>
+      <w:proofErr w:type="spellEnd"/>
+      <w:r>
+        <w:rPr>
+          <w:lang w:val="en-GB"/>
+        </w:rPr>
+        <w:t xml:space="preserve"> (cuisine) </w:t>
+      </w:r>
+      <w:r>
+        <w:rPr>
+          <w:lang w:val="en-GB"/>
+        </w:rPr>
+        <w:sym w:font="Wingdings" w:char="F0E8"/>
+      </w:r>
+      <w:r>
+        <w:rPr>
+          <w:lang w:val="en-GB"/>
+        </w:rPr>
+        <w:t xml:space="preserve"> </w:t>
+      </w:r>
+      <w:proofErr w:type="spellStart"/>
+      <w:r>
+        <w:rPr>
+          <w:lang w:val="en-GB"/>
+        </w:rPr>
+        <w:t>Ryôri</w:t>
+      </w:r>
+      <w:proofErr w:type="spellEnd"/>
+      <w:r>
+        <w:rPr>
+          <w:lang w:val="en-GB"/>
+        </w:rPr>
+        <w:t xml:space="preserve"> o </w:t>
+      </w:r>
+      <w:proofErr w:type="spellStart"/>
+      <w:r>
+        <w:rPr>
+          <w:lang w:val="en-GB"/>
+        </w:rPr>
+        <w:t>shimasu</w:t>
+      </w:r>
+      <w:proofErr w:type="spellEnd"/>
+      <w:r>
+        <w:rPr>
+          <w:lang w:val="en-GB"/>
+        </w:rPr>
+        <w:t xml:space="preserve"> (</w:t>
+      </w:r>
+      <w:proofErr w:type="spellStart"/>
+      <w:r>
+        <w:rPr>
+          <w:lang w:val="en-GB"/>
+        </w:rPr>
+        <w:t>cuisiner</w:t>
+      </w:r>
+      <w:proofErr w:type="spellEnd"/>
+      <w:r>
+        <w:rPr>
+          <w:lang w:val="en-GB"/>
+        </w:rPr>
+        <w:t>)</w:t>
+      </w:r>
+    </w:p>
+    <w:p>
+      <w:pPr>
+        <w:rPr>
+          <w:lang w:val="en-GB"/>
+        </w:rPr>
+      </w:pPr>
+    </w:p>
+    <w:p>
+      <w:pPr>
+        <w:rPr>
+          <w:lang w:val="en-GB"/>
+        </w:rPr>
+      </w:pPr>
     </w:p>
     <w:sectPr>
       <w:pgSz w:w="11906" w:h="16838"/>
@@ -503,7 +713,7 @@
   <w:style w:type="paragraph" w:default="1" w:styleId="Normal">
     <w:name w:val="Normal"/>
     <w:qFormat/>
-    <w:rsid w:val="00DE7F62"/>
+    <w:rsid w:val="00F67379"/>
   </w:style>
   <w:style w:type="character" w:default="1" w:styleId="Policepardfaut">
     <w:name w:val="Default Paragraph Font"/>
